--- a/docs/partner-studios-pitch-2026-04-20.docx
+++ b/docs/partner-studios-pitch-2026-04-20.docx
@@ -2,7 +2,7 @@
 <file path=word/document.xml><?xml version="1.0" encoding="utf-8"?>
 <w:document xmlns:w="http://schemas.openxmlformats.org/wordprocessingml/2006/main" xmlns:m="http://schemas.openxmlformats.org/officeDocument/2006/math" xmlns:r="http://schemas.openxmlformats.org/officeDocument/2006/relationships" xmlns:o="urn:schemas-microsoft-com:office:office" xmlns:v="urn:schemas-microsoft-com:vml" xmlns:w10="urn:schemas-microsoft-com:office:word" xmlns:a="http://schemas.openxmlformats.org/drawingml/2006/main" xmlns:pic="http://schemas.openxmlformats.org/drawingml/2006/picture" xmlns:wp="http://schemas.openxmlformats.org/drawingml/2006/wordprocessingDrawing">
   <w:body>
-    <w:bookmarkStart w:id="21" w:name="for-studio-c-video-tuthill-design"/>
+    <w:bookmarkStart w:id="22" w:name="for-studio-c-video-tuthill-design"/>
     <w:p>
       <w:pPr>
         <w:pStyle w:val="Heading1"/>
@@ -166,7 +166,7 @@
       </w:r>
     </w:p>
     <w:bookmarkEnd w:id="9"/>
-    <w:bookmarkStart w:id="15" w:name="X3ba3e9fd76ce54c4f7b81cbba436f02bc8654e0"/>
+    <w:bookmarkStart w:id="16" w:name="X3ba3e9fd76ce54c4f7b81cbba436f02bc8654e0"/>
     <w:p>
       <w:pPr>
         <w:pStyle w:val="Heading2"/>
@@ -183,12 +183,54 @@
         <w:t xml:space="preserve">Five concrete things MBT brings to you if we formalize this:</w:t>
       </w:r>
     </w:p>
-    <w:bookmarkStart w:id="10" w:name="X041ace4940e2510cc5317db650f0edc4f12892f"/>
+    <w:bookmarkStart w:id="10" w:name="X107f3f4d9688483100237a3396703092d72416b"/>
     <w:p>
       <w:pPr>
         <w:pStyle w:val="Heading3"/>
       </w:pPr>
       <w:r>
+        <w:t xml:space="preserve">0. The bigger thing first — Big Muddy markets YOU, full-brand</w:t>
+      </w:r>
+    </w:p>
+    <w:p>
+      <w:pPr>
+        <w:pStyle w:val="FirstParagraph"/>
+      </w:pPr>
+      <w:r>
+        <w:t xml:space="preserve">Before anything else: the partnership isn’t one-way. MBT and Big Muddy don’t just pull you into our ecosystem to deliver services —</w:t>
+      </w:r>
+      <w:r>
+        <w:t xml:space="preserve"> </w:t>
+      </w:r>
+      <w:r>
+        <w:rPr>
+          <w:b/>
+          <w:bCs/>
+        </w:rPr>
+        <w:t xml:space="preserve">we drive marketing and promotion for Studio C Video and Tuthill Design as whole brands, not just for the service lines we’re launching together.</w:t>
+      </w:r>
+      <w:r>
+        <w:t xml:space="preserve"> </w:t>
+      </w:r>
+      <w:r>
+        <w:t xml:space="preserve">Everything Big Muddy is building (Magazine readership, Radio audience, show-goer funnel, social channels, Tracy’s biz dev network, Deep South corridor partners) becomes a distribution layer for your own work. If Studio C closes a commercial video gig in Kingston next fall, that came in partly because Big Muddy Magazine, Big Muddy Radio, and the corridor social presence have been promoting Studio C as a production company for months. Same for Tuthill.</w:t>
+      </w:r>
+    </w:p>
+    <w:p>
+      <w:pPr>
+        <w:pStyle w:val="BodyText"/>
+      </w:pPr>
+      <w:r>
+        <w:t xml:space="preserve">That’s the real amplification. The Tuthill Design Photography service line is one concrete piece of it. The rest is the ongoing marketing engine running in your favor, continuously, at no cost to you.</w:t>
+      </w:r>
+    </w:p>
+    <w:bookmarkEnd w:id="10"/>
+    <w:bookmarkStart w:id="11" w:name="X041ace4940e2510cc5317db650f0edc4f12892f"/>
+    <w:p>
+      <w:pPr>
+        <w:pStyle w:val="Heading3"/>
+      </w:pPr>
+      <w:r>
         <w:t xml:space="preserve">1. New market expansion — Natchez + the Deep South</w:t>
       </w:r>
     </w:p>
@@ -218,8 +260,8 @@
         <w:t xml:space="preserve">the model is counter-seasonal. NY photography and production peaks May–October. Natchez peaks October–March (tourism + Inn hospitality + corridor events). Studio C and Tuthill work the Natchez market during the NY slow season and vice versa — one integrated team, two regions, near-full-year utilization.</w:t>
       </w:r>
     </w:p>
-    <w:bookmarkEnd w:id="10"/>
-    <w:bookmarkStart w:id="11" w:name="X862bcc0f5cf396532a4b0bf6e79cabbb4f0b875"/>
+    <w:bookmarkEnd w:id="11"/>
+    <w:bookmarkStart w:id="12" w:name="X862bcc0f5cf396532a4b0bf6e79cabbb4f0b875"/>
     <w:p>
       <w:pPr>
         <w:pStyle w:val="Heading3"/>
@@ -271,7 +313,7 @@
           <w:b/>
           <w:bCs/>
         </w:rPr>
-        <w:t xml:space="preserve">Tuthill:</w:t>
+        <w:t xml:space="preserve">Tuthill Design:</w:t>
       </w:r>
       <w:r>
         <w:t xml:space="preserve"> </w:t>
@@ -282,14 +324,48 @@
     </w:p>
     <w:p>
       <w:pPr>
+        <w:pStyle w:val="Compact"/>
+        <w:numPr>
+          <w:ilvl w:val="0"/>
+          <w:numId w:val="1001"/>
+        </w:numPr>
+      </w:pPr>
+      <w:r>
+        <w:rPr>
+          <w:b/>
+          <w:bCs/>
+        </w:rPr>
+        <w:t xml:space="preserve">Tuthill Design Photography (NEW — launching 2026-04-20):</w:t>
+      </w:r>
+      <w:r>
+        <w:t xml:space="preserve"> </w:t>
+      </w:r>
+      <w:r>
+        <w:t xml:space="preserve">A full real-estate photography service line under the Tuthill Design brand, marketed by MBT across two regions (Hudson Valley + Deep South). Two-tier booking: Tuthill Design standard rate (any Tuthill-assigned photographer) and a Chase Pierson premium tier (Chase personally, higher rate). This gives Tuthill a scalable, counter-seasonal photography revenue line that doesn’t require Chase for every shoot, while giving Chase a named-premium channel inside Tuthill where his eye commands a real premium. Full scope:</w:t>
+      </w:r>
+      <w:r>
+        <w:t xml:space="preserve"> </w:t>
+      </w:r>
+      <w:r>
+        <w:rPr>
+          <w:rStyle w:val="VerbatimChar"/>
+        </w:rPr>
+        <w:t xml:space="preserve">docs/partners/tuthill-photography-scope-2026-04-20.md</w:t>
+      </w:r>
+      <w:r>
+        <w:t xml:space="preserve">.</w:t>
+      </w:r>
+    </w:p>
+    <w:p>
+      <w:pPr>
         <w:pStyle w:val="FirstParagraph"/>
       </w:pPr>
       <w:r>
         <w:t xml:space="preserve">This isn’t hypothetical — it’s the volume of work the ecosystem is already generating and currently buying piecemeal. Formalized, it becomes a predictable revenue line for both studios.</w:t>
       </w:r>
     </w:p>
-    <w:bookmarkEnd w:id="11"/>
-    <w:bookmarkStart w:id="12" w:name="Xff647d876107bd8b319e8178fa84d21e15824e2"/>
+    <w:bookmarkEnd w:id="12"/>
+    <w:bookmarkStart w:id="13" w:name="Xff647d876107bd8b319e8178fa84d21e15824e2"/>
     <w:p>
       <w:pPr>
         <w:pStyle w:val="Heading3"/>
@@ -386,8 +462,8 @@
         <w:t xml:space="preserve">You get access to all of it as if it were your own infrastructure. You don’t have to build or buy it.</w:t>
       </w:r>
     </w:p>
-    <w:bookmarkEnd w:id="12"/>
-    <w:bookmarkStart w:id="13" w:name="mbt-is-a-paying-customer-of-yours"/>
+    <w:bookmarkEnd w:id="13"/>
+    <w:bookmarkStart w:id="14" w:name="mbt-is-a-paying-customer-of-yours"/>
     <w:p>
       <w:pPr>
         <w:pStyle w:val="Heading3"/>
@@ -426,8 +502,8 @@
         <w:t xml:space="preserve">“please do this for us because we’re partners.”</w:t>
       </w:r>
     </w:p>
-    <w:bookmarkEnd w:id="13"/>
-    <w:bookmarkStart w:id="14" w:name="tracy-amy-as-part-of-the-extended-team"/>
+    <w:bookmarkEnd w:id="14"/>
+    <w:bookmarkStart w:id="15" w:name="tracy-amy-as-part-of-the-extended-team"/>
     <w:p>
       <w:pPr>
         <w:pStyle w:val="Heading3"/>
@@ -475,9 +551,9 @@
         </w:pict>
       </w:r>
     </w:p>
-    <w:bookmarkEnd w:id="14"/>
     <w:bookmarkEnd w:id="15"/>
-    <w:bookmarkStart w:id="16" w:name="what-each-of-you-brings"/>
+    <w:bookmarkEnd w:id="16"/>
+    <w:bookmarkStart w:id="17" w:name="what-each-of-you-brings"/>
     <w:p>
       <w:pPr>
         <w:pStyle w:val="Heading2"/>
@@ -589,8 +665,8 @@
         </w:pict>
       </w:r>
     </w:p>
-    <w:bookmarkEnd w:id="16"/>
-    <w:bookmarkStart w:id="17" w:name="X1aaacdff31ace749601bea1a41f71ee5fe9fbb7"/>
+    <w:bookmarkEnd w:id="17"/>
+    <w:bookmarkStart w:id="18" w:name="X1aaacdff31ace749601bea1a41f71ee5fe9fbb7"/>
     <w:p>
       <w:pPr>
         <w:pStyle w:val="Heading2"/>
@@ -732,8 +808,8 @@
         </w:pict>
       </w:r>
     </w:p>
-    <w:bookmarkEnd w:id="17"/>
-    <w:bookmarkStart w:id="18" w:name="X63eaed2cdb6dc1e99eaebba3ca9cf94e4cce636"/>
+    <w:bookmarkEnd w:id="18"/>
+    <w:bookmarkStart w:id="19" w:name="X63eaed2cdb6dc1e99eaebba3ca9cf94e4cce636"/>
     <w:p>
       <w:pPr>
         <w:pStyle w:val="Heading2"/>
@@ -849,8 +925,8 @@
         </w:pict>
       </w:r>
     </w:p>
-    <w:bookmarkEnd w:id="18"/>
-    <w:bookmarkStart w:id="19" w:name="what-this-is-not"/>
+    <w:bookmarkEnd w:id="19"/>
+    <w:bookmarkStart w:id="20" w:name="what-this-is-not"/>
     <w:p>
       <w:pPr>
         <w:pStyle w:val="Heading2"/>
@@ -1006,8 +1082,8 @@
         </w:pict>
       </w:r>
     </w:p>
-    <w:bookmarkEnd w:id="19"/>
-    <w:bookmarkStart w:id="20" w:name="the-underlying-idea-one-more-time"/>
+    <w:bookmarkEnd w:id="20"/>
+    <w:bookmarkStart w:id="21" w:name="the-underlying-idea-one-more-time"/>
     <w:p>
       <w:pPr>
         <w:pStyle w:val="Heading2"/>
@@ -1077,8 +1153,8 @@
         <w:t xml:space="preserve">— Chase</w:t>
       </w:r>
     </w:p>
-    <w:bookmarkEnd w:id="20"/>
     <w:bookmarkEnd w:id="21"/>
+    <w:bookmarkEnd w:id="22"/>
     <w:sectPr>
       <w:footnotePr>
         <w:numRestart w:val="eachSect"/>

--- a/docs/partner-studios-pitch-2026-04-20.docx
+++ b/docs/partner-studios-pitch-2026-04-20.docx
@@ -666,13 +666,13 @@
       </w:r>
     </w:p>
     <w:bookmarkEnd w:id="17"/>
-    <w:bookmarkStart w:id="18" w:name="X1aaacdff31ace749601bea1a41f71ee5fe9fbb7"/>
+    <w:bookmarkStart w:id="18" w:name="X2432011d44749eabd1d799e3233c8fb827cb2b2"/>
     <w:p>
       <w:pPr>
         <w:pStyle w:val="Heading2"/>
       </w:pPr>
       <w:r>
-        <w:t xml:space="preserve">Commercial structure (TBD — the conversation, not the pitch)</w:t>
+        <w:t xml:space="preserve">Commercial structure — confirmed 2026-04-20</w:t>
       </w:r>
     </w:p>
     <w:p>
@@ -680,7 +680,179 @@
         <w:pStyle w:val="FirstParagraph"/>
       </w:pPr>
       <w:r>
-        <w:t xml:space="preserve">I’m not proposing a specific deal in this document. The shape of what we agree to could range across several models:</w:t>
+        <w:t xml:space="preserve">The base layer is now locked with Elijah + Miles:</w:t>
+      </w:r>
+    </w:p>
+    <w:p>
+      <w:pPr>
+        <w:pStyle w:val="BodyText"/>
+      </w:pPr>
+      <w:r>
+        <w:rPr>
+          <w:b/>
+          <w:bCs/>
+        </w:rPr>
+        <w:t xml:space="preserve">$1,000/month retainer bucket = 20 hours at $50/hr</w:t>
+      </w:r>
+      <w:r>
+        <w:t xml:space="preserve">, one per studio (Studio C and Tuthill Design each get their own bucket). Work against the bucket covers production and marketing for the Big Muddy brands + support tasks inside the ecosystem. Overflow bills at the same $50/hr rate. Unused hours roll one month forward and then reset. This is the</w:t>
+      </w:r>
+      <w:r>
+        <w:t xml:space="preserve"> </w:t>
+      </w:r>
+      <w:r>
+        <w:t xml:space="preserve">“another Utopia-type account”</w:t>
+      </w:r>
+      <w:r>
+        <w:t xml:space="preserve"> </w:t>
+      </w:r>
+      <w:r>
+        <w:t xml:space="preserve">model — familiar, simple, no lock-in.</w:t>
+      </w:r>
+    </w:p>
+    <w:p>
+      <w:pPr>
+        <w:pStyle w:val="BodyText"/>
+      </w:pPr>
+      <w:r>
+        <w:rPr>
+          <w:b/>
+          <w:bCs/>
+        </w:rPr>
+        <w:t xml:space="preserve">On top of that base, additional structures scale as volume justifies:</w:t>
+      </w:r>
+      <w:r>
+        <w:t xml:space="preserve"> </w:t>
+      </w:r>
+      <w:r>
+        <w:t xml:space="preserve">-</w:t>
+      </w:r>
+      <w:r>
+        <w:t xml:space="preserve"> </w:t>
+      </w:r>
+      <w:r>
+        <w:rPr>
+          <w:b/>
+          <w:bCs/>
+        </w:rPr>
+        <w:t xml:space="preserve">Per-shoot photography billing inside Tuthill Design Photography</w:t>
+      </w:r>
+      <w:r>
+        <w:t xml:space="preserve"> </w:t>
+      </w:r>
+      <w:r>
+        <w:t xml:space="preserve">(the new real-estate service line) — two-tier: Tuthill standard rate or Chase-premium tier. Not billed against the retainer bucket.</w:t>
+      </w:r>
+      <w:r>
+        <w:t xml:space="preserve"> </w:t>
+      </w:r>
+      <w:r>
+        <w:t xml:space="preserve">-</w:t>
+      </w:r>
+      <w:r>
+        <w:t xml:space="preserve"> </w:t>
+      </w:r>
+      <w:r>
+        <w:rPr>
+          <w:b/>
+          <w:bCs/>
+        </w:rPr>
+        <w:t xml:space="preserve">Project billing for large one-off work</w:t>
+      </w:r>
+      <w:r>
+        <w:t xml:space="preserve"> </w:t>
+      </w:r>
+      <w:r>
+        <w:t xml:space="preserve">(full-day wedding video, multi-deliverable brand refreshes, commercial campaigns) — scoped and priced separately, not drawn from the bucket.</w:t>
+      </w:r>
+      <w:r>
+        <w:t xml:space="preserve"> </w:t>
+      </w:r>
+      <w:r>
+        <w:t xml:space="preserve">-</w:t>
+      </w:r>
+      <w:r>
+        <w:t xml:space="preserve"> </w:t>
+      </w:r>
+      <w:r>
+        <w:rPr>
+          <w:b/>
+          <w:bCs/>
+        </w:rPr>
+        <w:t xml:space="preserve">Revenue share on MBT-originated service sales</w:t>
+      </w:r>
+      <w:r>
+        <w:t xml:space="preserve"> </w:t>
+      </w:r>
+      <w:r>
+        <w:t xml:space="preserve">where the partner studio is the fulfiller — for example, Tuthill Photography leads Tracy sources from her biz dev.</w:t>
+      </w:r>
+      <w:r>
+        <w:t xml:space="preserve"> </w:t>
+      </w:r>
+      <w:r>
+        <w:t xml:space="preserve">-</w:t>
+      </w:r>
+      <w:r>
+        <w:t xml:space="preserve"> </w:t>
+      </w:r>
+      <w:r>
+        <w:rPr>
+          <w:b/>
+          <w:bCs/>
+        </w:rPr>
+        <w:t xml:space="preserve">Future layers possible:</w:t>
+      </w:r>
+      <w:r>
+        <w:t xml:space="preserve"> </w:t>
+      </w:r>
+      <w:r>
+        <w:t xml:space="preserve">licensing/services package, deeper equity relationship if we want it — left on the table as real options, not committed to.</w:t>
+      </w:r>
+    </w:p>
+    <w:p>
+      <w:pPr>
+        <w:pStyle w:val="BodyText"/>
+      </w:pPr>
+      <w:r>
+        <w:t xml:space="preserve">Full scope for the Tuthill Photography launch lives in</w:t>
+      </w:r>
+      <w:r>
+        <w:t xml:space="preserve"> </w:t>
+      </w:r>
+      <w:r>
+        <w:rPr>
+          <w:rStyle w:val="VerbatimChar"/>
+        </w:rPr>
+        <w:t xml:space="preserve">docs/partners/tuthill-photography-scope-2026-04-20.md</w:t>
+      </w:r>
+      <w:r>
+        <w:t xml:space="preserve">. The remaining conversation is about tier pricing, shooter pool recruitment, and any edges the $1k/mo bucket doesn’t cover — not about whether the base structure works.</w:t>
+      </w:r>
+    </w:p>
+    <w:p>
+      <w:r>
+        <w:pict>
+          <v:rect style="width:0;height:1.5pt" o:hralign="center" o:hrstd="t" o:hr="t"/>
+        </w:pict>
+      </w:r>
+    </w:p>
+    <w:bookmarkEnd w:id="18"/>
+    <w:bookmarkStart w:id="19" w:name="X63eaed2cdb6dc1e99eaebba3ca9cf94e4cce636"/>
+    <w:p>
+      <w:pPr>
+        <w:pStyle w:val="Heading2"/>
+      </w:pPr>
+      <w:r>
+        <w:t xml:space="preserve">What I’m asking for in the next conversation</w:t>
+      </w:r>
+    </w:p>
+    <w:p>
+      <w:pPr>
+        <w:pStyle w:val="FirstParagraph"/>
+      </w:pPr>
+      <w:r>
+        <w:t xml:space="preserve">One meeting (ideally within the next two weeks — before the NY peak season fully kicks in and you’re slammed with client work). Agenda:</w:t>
       </w:r>
     </w:p>
     <w:p>
@@ -692,17 +864,7 @@
         </w:numPr>
       </w:pPr>
       <w:r>
-        <w:rPr>
-          <w:b/>
-          <w:bCs/>
-        </w:rPr>
-        <w:t xml:space="preserve">Revenue share on MBT-originated work.</w:t>
-      </w:r>
-      <w:r>
-        <w:t xml:space="preserve"> </w:t>
-      </w:r>
-      <w:r>
-        <w:t xml:space="preserve">Tracy sells it; you deliver it; we split.</w:t>
+        <w:t xml:space="preserve">Walk through this doc together; you ask what’s real, what’s aspirational, what changes in scope</w:t>
       </w:r>
     </w:p>
     <w:p>
@@ -714,17 +876,7 @@
         </w:numPr>
       </w:pPr>
       <w:r>
-        <w:rPr>
-          <w:b/>
-          <w:bCs/>
-        </w:rPr>
-        <w:t xml:space="preserve">Ongoing retainer + project billing.</w:t>
-      </w:r>
-      <w:r>
-        <w:t xml:space="preserve"> </w:t>
-      </w:r>
-      <w:r>
-        <w:t xml:space="preserve">Predictable monthly minimum + per-project upsizes.</w:t>
+        <w:t xml:space="preserve">Identify which pieces of the ecosystem you’re most interested in plugging into first (lowest-friction onboarding)</w:t>
       </w:r>
     </w:p>
     <w:p>
@@ -736,17 +888,7 @@
         </w:numPr>
       </w:pPr>
       <w:r>
-        <w:rPr>
-          <w:b/>
-          <w:bCs/>
-        </w:rPr>
-        <w:t xml:space="preserve">Licensing / services package.</w:t>
-      </w:r>
-      <w:r>
-        <w:t xml:space="preserve"> </w:t>
-      </w:r>
-      <w:r>
-        <w:t xml:space="preserve">MBT licenses brand + platform access to your studio for your independent clients.</w:t>
+        <w:t xml:space="preserve">Sketch the commercial structure — even roughly — so we can both decide within 30 days whether to formalize</w:t>
       </w:r>
     </w:p>
     <w:p>
@@ -758,39 +900,43 @@
         </w:numPr>
       </w:pPr>
       <w:r>
-        <w:rPr>
-          <w:b/>
-          <w:bCs/>
-        </w:rPr>
-        <w:t xml:space="preserve">Equity stake in a holding structure</w:t>
-      </w:r>
-      <w:r>
-        <w:t xml:space="preserve"> </w:t>
-      </w:r>
-      <w:r>
-        <w:t xml:space="preserve">— if we want to make it truly aligned and longer-term.</w:t>
-      </w:r>
-    </w:p>
-    <w:p>
-      <w:pPr>
-        <w:pStyle w:val="Compact"/>
-        <w:numPr>
-          <w:ilvl w:val="0"/>
-          <w:numId w:val="1004"/>
-        </w:numPr>
-      </w:pPr>
-      <w:r>
-        <w:rPr>
-          <w:b/>
-          <w:bCs/>
-        </w:rPr>
-        <w:t xml:space="preserve">Combination of the above</w:t>
-      </w:r>
-      <w:r>
-        <w:t xml:space="preserve"> </w:t>
-      </w:r>
-      <w:r>
-        <w:t xml:space="preserve">— probably.</w:t>
+        <w:t xml:space="preserve">Agree what</w:t>
+      </w:r>
+      <w:r>
+        <w:t xml:space="preserve"> </w:t>
+      </w:r>
+      <w:r>
+        <w:t xml:space="preserve">“yes”</w:t>
+      </w:r>
+      <w:r>
+        <w:t xml:space="preserve"> </w:t>
+      </w:r>
+      <w:r>
+        <w:t xml:space="preserve">looks like, what</w:t>
+      </w:r>
+      <w:r>
+        <w:t xml:space="preserve"> </w:t>
+      </w:r>
+      <w:r>
+        <w:t xml:space="preserve">“no”</w:t>
+      </w:r>
+      <w:r>
+        <w:t xml:space="preserve"> </w:t>
+      </w:r>
+      <w:r>
+        <w:t xml:space="preserve">looks like, and what</w:t>
+      </w:r>
+      <w:r>
+        <w:t xml:space="preserve"> </w:t>
+      </w:r>
+      <w:r>
+        <w:t xml:space="preserve">“let’s try one project together and see”</w:t>
+      </w:r>
+      <w:r>
+        <w:t xml:space="preserve"> </w:t>
+      </w:r>
+      <w:r>
+        <w:t xml:space="preserve">looks like</w:t>
       </w:r>
     </w:p>
     <w:p>
@@ -798,7 +944,7 @@
         <w:pStyle w:val="FirstParagraph"/>
       </w:pPr>
       <w:r>
-        <w:t xml:space="preserve">We’ll design that together in the actual conversation. I want you to see the shape of the thing before we negotiate the mechanics.</w:t>
+        <w:t xml:space="preserve">No pressure to commit in the meeting. I want alignment on the vision before we negotiate terms.</w:t>
       </w:r>
     </w:p>
     <w:p>
@@ -808,14 +954,14 @@
         </w:pict>
       </w:r>
     </w:p>
-    <w:bookmarkEnd w:id="18"/>
-    <w:bookmarkStart w:id="19" w:name="X63eaed2cdb6dc1e99eaebba3ca9cf94e4cce636"/>
+    <w:bookmarkEnd w:id="19"/>
+    <w:bookmarkStart w:id="20" w:name="what-this-is-not"/>
     <w:p>
       <w:pPr>
         <w:pStyle w:val="Heading2"/>
       </w:pPr>
       <w:r>
-        <w:t xml:space="preserve">What I’m asking for in the next conversation</w:t>
+        <w:t xml:space="preserve">What this is not</w:t>
       </w:r>
     </w:p>
     <w:p>
@@ -823,7 +969,7 @@
         <w:pStyle w:val="FirstParagraph"/>
       </w:pPr>
       <w:r>
-        <w:t xml:space="preserve">One meeting (ideally within the next two weeks — before the NY peak season fully kicks in and you’re slammed with client work). Agenda:</w:t>
+        <w:t xml:space="preserve">Because it matters:</w:t>
       </w:r>
     </w:p>
     <w:p>
@@ -835,7 +981,17 @@
         </w:numPr>
       </w:pPr>
       <w:r>
-        <w:t xml:space="preserve">Walk through this doc together; you ask what’s real, what’s aspirational, what changes in scope</w:t>
+        <w:rPr>
+          <w:b/>
+          <w:bCs/>
+        </w:rPr>
+        <w:t xml:space="preserve">Not a fundraise.</w:t>
+      </w:r>
+      <w:r>
+        <w:t xml:space="preserve"> </w:t>
+      </w:r>
+      <w:r>
+        <w:t xml:space="preserve">No one’s selling equity for cash.</w:t>
       </w:r>
     </w:p>
     <w:p>
@@ -847,7 +1003,17 @@
         </w:numPr>
       </w:pPr>
       <w:r>
-        <w:t xml:space="preserve">Identify which pieces of the ecosystem you’re most interested in plugging into first (lowest-friction onboarding)</w:t>
+        <w:rPr>
+          <w:b/>
+          <w:bCs/>
+        </w:rPr>
+        <w:t xml:space="preserve">Not an acquisition.</w:t>
+      </w:r>
+      <w:r>
+        <w:t xml:space="preserve"> </w:t>
+      </w:r>
+      <w:r>
+        <w:t xml:space="preserve">I’m not buying your studios.</w:t>
       </w:r>
     </w:p>
     <w:p>
@@ -859,7 +1025,17 @@
         </w:numPr>
       </w:pPr>
       <w:r>
-        <w:t xml:space="preserve">Sketch the commercial structure — even roughly — so we can both decide within 30 days whether to formalize</w:t>
+        <w:rPr>
+          <w:b/>
+          <w:bCs/>
+        </w:rPr>
+        <w:t xml:space="preserve">Not a SaaS contract.</w:t>
+      </w:r>
+      <w:r>
+        <w:t xml:space="preserve"> </w:t>
+      </w:r>
+      <w:r>
+        <w:t xml:space="preserve">You’re not a customer of MBT in the subscription sense.</w:t>
       </w:r>
     </w:p>
     <w:p>
@@ -871,76 +1047,17 @@
         </w:numPr>
       </w:pPr>
       <w:r>
-        <w:t xml:space="preserve">Agree what</w:t>
-      </w:r>
-      <w:r>
-        <w:t xml:space="preserve"> </w:t>
-      </w:r>
-      <w:r>
-        <w:t xml:space="preserve">“yes”</w:t>
-      </w:r>
-      <w:r>
-        <w:t xml:space="preserve"> </w:t>
-      </w:r>
-      <w:r>
-        <w:t xml:space="preserve">looks like, what</w:t>
-      </w:r>
-      <w:r>
-        <w:t xml:space="preserve"> </w:t>
-      </w:r>
-      <w:r>
-        <w:t xml:space="preserve">“no”</w:t>
-      </w:r>
-      <w:r>
-        <w:t xml:space="preserve"> </w:t>
-      </w:r>
-      <w:r>
-        <w:t xml:space="preserve">looks like, and what</w:t>
-      </w:r>
-      <w:r>
-        <w:t xml:space="preserve"> </w:t>
-      </w:r>
-      <w:r>
-        <w:t xml:space="preserve">“let’s try one project together and see”</w:t>
-      </w:r>
-      <w:r>
-        <w:t xml:space="preserve"> </w:t>
-      </w:r>
-      <w:r>
-        <w:t xml:space="preserve">looks like</w:t>
-      </w:r>
-    </w:p>
-    <w:p>
-      <w:pPr>
-        <w:pStyle w:val="FirstParagraph"/>
-      </w:pPr>
-      <w:r>
-        <w:t xml:space="preserve">No pressure to commit in the meeting. I want alignment on the vision before we negotiate terms.</w:t>
-      </w:r>
-    </w:p>
-    <w:p>
-      <w:r>
-        <w:pict>
-          <v:rect style="width:0;height:1.5pt" o:hralign="center" o:hrstd="t" o:hr="t"/>
-        </w:pict>
-      </w:r>
-    </w:p>
-    <w:bookmarkEnd w:id="19"/>
-    <w:bookmarkStart w:id="20" w:name="what-this-is-not"/>
-    <w:p>
-      <w:pPr>
-        <w:pStyle w:val="Heading2"/>
-      </w:pPr>
-      <w:r>
-        <w:t xml:space="preserve">What this is not</w:t>
-      </w:r>
-    </w:p>
-    <w:p>
-      <w:pPr>
-        <w:pStyle w:val="FirstParagraph"/>
-      </w:pPr>
-      <w:r>
-        <w:t xml:space="preserve">Because it matters:</w:t>
+        <w:rPr>
+          <w:b/>
+          <w:bCs/>
+        </w:rPr>
+        <w:t xml:space="preserve">Not asking you to rebrand.</w:t>
+      </w:r>
+      <w:r>
+        <w:t xml:space="preserve"> </w:t>
+      </w:r>
+      <w:r>
+        <w:t xml:space="preserve">Studio C stays Studio C. Tuthill Design stays Tuthill Design.</w:t>
       </w:r>
     </w:p>
     <w:p>
@@ -948,7 +1065,7 @@
         <w:pStyle w:val="Compact"/>
         <w:numPr>
           <w:ilvl w:val="0"/>
-          <w:numId w:val="1006"/>
+          <w:numId w:val="1005"/>
         </w:numPr>
       </w:pPr>
       <w:r>
@@ -956,13 +1073,13 @@
           <w:b/>
           <w:bCs/>
         </w:rPr>
-        <w:t xml:space="preserve">Not a fundraise.</w:t>
-      </w:r>
-      <w:r>
-        <w:t xml:space="preserve"> </w:t>
-      </w:r>
-      <w:r>
-        <w:t xml:space="preserve">No one’s selling equity for cash.</w:t>
+        <w:t xml:space="preserve">Not asking you to move.</w:t>
+      </w:r>
+      <w:r>
+        <w:t xml:space="preserve"> </w:t>
+      </w:r>
+      <w:r>
+        <w:t xml:space="preserve">NY stays your primary base. Natchez is a shared Southern hemisphere you’re invited into.</w:t>
       </w:r>
     </w:p>
     <w:p>
@@ -970,95 +1087,7 @@
         <w:pStyle w:val="Compact"/>
         <w:numPr>
           <w:ilvl w:val="0"/>
-          <w:numId w:val="1006"/>
-        </w:numPr>
-      </w:pPr>
-      <w:r>
-        <w:rPr>
-          <w:b/>
-          <w:bCs/>
-        </w:rPr>
-        <w:t xml:space="preserve">Not an acquisition.</w:t>
-      </w:r>
-      <w:r>
-        <w:t xml:space="preserve"> </w:t>
-      </w:r>
-      <w:r>
-        <w:t xml:space="preserve">I’m not buying your studios.</w:t>
-      </w:r>
-    </w:p>
-    <w:p>
-      <w:pPr>
-        <w:pStyle w:val="Compact"/>
-        <w:numPr>
-          <w:ilvl w:val="0"/>
-          <w:numId w:val="1006"/>
-        </w:numPr>
-      </w:pPr>
-      <w:r>
-        <w:rPr>
-          <w:b/>
-          <w:bCs/>
-        </w:rPr>
-        <w:t xml:space="preserve">Not a SaaS contract.</w:t>
-      </w:r>
-      <w:r>
-        <w:t xml:space="preserve"> </w:t>
-      </w:r>
-      <w:r>
-        <w:t xml:space="preserve">You’re not a customer of MBT in the subscription sense.</w:t>
-      </w:r>
-    </w:p>
-    <w:p>
-      <w:pPr>
-        <w:pStyle w:val="Compact"/>
-        <w:numPr>
-          <w:ilvl w:val="0"/>
-          <w:numId w:val="1006"/>
-        </w:numPr>
-      </w:pPr>
-      <w:r>
-        <w:rPr>
-          <w:b/>
-          <w:bCs/>
-        </w:rPr>
-        <w:t xml:space="preserve">Not asking you to rebrand.</w:t>
-      </w:r>
-      <w:r>
-        <w:t xml:space="preserve"> </w:t>
-      </w:r>
-      <w:r>
-        <w:t xml:space="preserve">Studio C stays Studio C. Tuthill Design stays Tuthill Design.</w:t>
-      </w:r>
-    </w:p>
-    <w:p>
-      <w:pPr>
-        <w:pStyle w:val="Compact"/>
-        <w:numPr>
-          <w:ilvl w:val="0"/>
-          <w:numId w:val="1006"/>
-        </w:numPr>
-      </w:pPr>
-      <w:r>
-        <w:rPr>
-          <w:b/>
-          <w:bCs/>
-        </w:rPr>
-        <w:t xml:space="preserve">Not asking you to move.</w:t>
-      </w:r>
-      <w:r>
-        <w:t xml:space="preserve"> </w:t>
-      </w:r>
-      <w:r>
-        <w:t xml:space="preserve">NY stays your primary base. Natchez is a shared Southern hemisphere you’re invited into.</w:t>
-      </w:r>
-    </w:p>
-    <w:p>
-      <w:pPr>
-        <w:pStyle w:val="Compact"/>
-        <w:numPr>
-          <w:ilvl w:val="0"/>
-          <w:numId w:val="1006"/>
+          <w:numId w:val="1005"/>
         </w:numPr>
       </w:pPr>
       <w:r>
@@ -1466,9 +1495,6 @@
     <w:abstractNumId w:val="991"/>
   </w:num>
   <w:num w:numId="1004">
-    <w:abstractNumId w:val="991"/>
-  </w:num>
-  <w:num w:numId="1005">
     <w:abstractNumId w:val="99411"/>
     <w:lvlOverride w:ilvl="0">
       <w:startOverride w:val="1"/>
@@ -1498,7 +1524,7 @@
       <w:startOverride w:val="1"/>
     </w:lvlOverride>
   </w:num>
-  <w:num w:numId="1006">
+  <w:num w:numId="1005">
     <w:abstractNumId w:val="991"/>
   </w:num>
 </w:numbering>

--- a/docs/partner-studios-pitch-2026-04-20.docx
+++ b/docs/partner-studios-pitch-2026-04-20.docx
@@ -708,6 +708,24 @@
       </w:r>
       <w:r>
         <w:t xml:space="preserve">model — familiar, simple, no lock-in.</w:t>
+      </w:r>
+    </w:p>
+    <w:p>
+      <w:pPr>
+        <w:pStyle w:val="BodyText"/>
+      </w:pPr>
+      <w:r>
+        <w:rPr>
+          <w:b/>
+          <w:bCs/>
+        </w:rPr>
+        <w:t xml:space="preserve">Start date: April 1, 2026 (backdated).</w:t>
+      </w:r>
+      <w:r>
+        <w:t xml:space="preserve"> </w:t>
+      </w:r>
+      <w:r>
+        <w:t xml:space="preserve">The April ramp-up work — scope docs, coordination, Cloudbeds setup prep, pricing alignment, Sprinter wrap (including the Studio C logo on the back of the Big Muddy Mobile), 90-day plan alignment — counts against April’s 20-hour bucket. Each studio gets the full month’s allocation for the setup phase even though we formalized mid-month. May 1 forward, the cadence runs clean.</w:t>
       </w:r>
     </w:p>
     <w:p>

--- a/docs/partner-studios-pitch-2026-04-20.docx
+++ b/docs/partner-studios-pitch-2026-04-20.docx
@@ -692,22 +692,13 @@
           <w:b/>
           <w:bCs/>
         </w:rPr>
-        <w:t xml:space="preserve">$1,000/month retainer bucket = 20 hours at $50/hr</w:t>
-      </w:r>
-      <w:r>
-        <w:t xml:space="preserve">, one per studio (Studio C and Tuthill Design each get their own bucket). Work against the bucket covers production and marketing for the Big Muddy brands + support tasks inside the ecosystem. Overflow bills at the same $50/hr rate. Unused hours roll one month forward and then reset. This is the</w:t>
-      </w:r>
-      <w:r>
-        <w:t xml:space="preserve"> </w:t>
-      </w:r>
-      <w:r>
-        <w:t xml:space="preserve">“another Utopia-type account”</w:t>
-      </w:r>
-      <w:r>
-        <w:t xml:space="preserve"> </w:t>
-      </w:r>
-      <w:r>
-        <w:t xml:space="preserve">model — familiar, simple, no lock-in.</w:t>
+        <w:t xml:space="preserve">$500/month is the engagement floor</w:t>
+      </w:r>
+      <w:r>
+        <w:t xml:space="preserve"> </w:t>
+      </w:r>
+      <w:r>
+        <w:t xml:space="preserve">— same as the existing Utopia account. One $500/mo account = 10 hours at $50/hr, pre-classified at the billing level to a single brand or project scope so expense tracking stays clean. Clients can stack multiple $500/mo accounts as their scopes expand.</w:t>
       </w:r>
     </w:p>
     <w:p>
@@ -719,13 +710,173 @@
           <w:b/>
           <w:bCs/>
         </w:rPr>
+        <w:t xml:space="preserve">The Big Muddy retainer with each partner studio is TWO $500/mo accounts:</w:t>
+      </w:r>
+      <w:r>
+        <w:t xml:space="preserve"> </w:t>
+      </w:r>
+      <w:r>
+        <w:t xml:space="preserve">-</w:t>
+      </w:r>
+      <w:r>
+        <w:t xml:space="preserve"> </w:t>
+      </w:r>
+      <w:r>
+        <w:rPr>
+          <w:b/>
+          <w:bCs/>
+        </w:rPr>
+        <w:t xml:space="preserve">$500/mo for Big Muddy Touring</w:t>
+      </w:r>
+      <w:r>
+        <w:t xml:space="preserve"> </w:t>
+      </w:r>
+      <w:r>
+        <w:t xml:space="preserve">(10 hrs,</w:t>
+      </w:r>
+      <w:r>
+        <w:t xml:space="preserve"> </w:t>
+      </w:r>
+      <w:r>
+        <w:rPr>
+          <w:rStyle w:val="VerbatimChar"/>
+        </w:rPr>
+        <w:t xml:space="preserve">TOUR</w:t>
+      </w:r>
+      <w:r>
+        <w:t xml:space="preserve"> </w:t>
+      </w:r>
+      <w:r>
+        <w:t xml:space="preserve">classification)</w:t>
+      </w:r>
+      <w:r>
+        <w:t xml:space="preserve"> </w:t>
+      </w:r>
+      <w:r>
+        <w:t xml:space="preserve">-</w:t>
+      </w:r>
+      <w:r>
+        <w:t xml:space="preserve"> </w:t>
+      </w:r>
+      <w:r>
+        <w:rPr>
+          <w:b/>
+          <w:bCs/>
+        </w:rPr>
+        <w:t xml:space="preserve">$500/mo for Big Muddy Inn + Big Muddy Magazine</w:t>
+      </w:r>
+      <w:r>
+        <w:t xml:space="preserve"> </w:t>
+      </w:r>
+      <w:r>
+        <w:t xml:space="preserve">(10 hrs,</w:t>
+      </w:r>
+      <w:r>
+        <w:t xml:space="preserve"> </w:t>
+      </w:r>
+      <w:r>
+        <w:rPr>
+          <w:rStyle w:val="VerbatimChar"/>
+        </w:rPr>
+        <w:t xml:space="preserve">INN</w:t>
+      </w:r>
+      <w:r>
+        <w:t xml:space="preserve"> </w:t>
+      </w:r>
+      <w:r>
+        <w:t xml:space="preserve">+</w:t>
+      </w:r>
+      <w:r>
+        <w:t xml:space="preserve"> </w:t>
+      </w:r>
+      <w:r>
+        <w:rPr>
+          <w:rStyle w:val="VerbatimChar"/>
+        </w:rPr>
+        <w:t xml:space="preserve">MAG</w:t>
+      </w:r>
+      <w:r>
+        <w:t xml:space="preserve"> </w:t>
+      </w:r>
+      <w:r>
+        <w:t xml:space="preserve">classification)</w:t>
+      </w:r>
+    </w:p>
+    <w:p>
+      <w:pPr>
+        <w:pStyle w:val="BodyText"/>
+      </w:pPr>
+      <w:r>
+        <w:t xml:space="preserve">Total into each partner studio: $1,000/mo = 20 hrs. Across both studios: $2,000/mo = $24k/yr into partner studios.</w:t>
+      </w:r>
+    </w:p>
+    <w:p>
+      <w:pPr>
+        <w:pStyle w:val="BodyText"/>
+      </w:pPr>
+      <w:r>
+        <w:rPr>
+          <w:b/>
+          <w:bCs/>
+        </w:rPr>
+        <w:t xml:space="preserve">Overflow</w:t>
+      </w:r>
+      <w:r>
+        <w:t xml:space="preserve"> </w:t>
+      </w:r>
+      <w:r>
+        <w:t xml:space="preserve">above the combined 20 hrs per studio bills at the same $50/hr rate. Unused hours in either account roll one month forward and then reset.</w:t>
+      </w:r>
+    </w:p>
+    <w:p>
+      <w:pPr>
+        <w:pStyle w:val="BodyText"/>
+      </w:pPr>
+      <w:r>
+        <w:rPr>
+          <w:b/>
+          <w:bCs/>
+        </w:rPr>
+        <w:t xml:space="preserve">Why the two-account structure</w:t>
+      </w:r>
+      <w:r>
+        <w:t xml:space="preserve"> </w:t>
+      </w:r>
+      <w:r>
+        <w:t xml:space="preserve">(vs. a single $1k/mo bucket)? Because classification happens at the billing level, not post-hoc. When Big Muddy Touring LLC spins out (proposed separate entity for road liability), it already has clean expense history — the TOUR account line is its P&amp;L from day one. See</w:t>
+      </w:r>
+      <w:r>
+        <w:t xml:space="preserve"> </w:t>
+      </w:r>
+      <w:r>
+        <w:rPr>
+          <w:rStyle w:val="VerbatimChar"/>
+        </w:rPr>
+        <w:t xml:space="preserve">docs/ecosystem-classification-taxonomy-2026-04-20.md</w:t>
+      </w:r>
+      <w:r>
+        <w:t xml:space="preserve"> </w:t>
+      </w:r>
+      <w:r>
+        <w:t xml:space="preserve">for the full classification framework applied across the ecosystem.</w:t>
+      </w:r>
+    </w:p>
+    <w:p>
+      <w:pPr>
+        <w:pStyle w:val="BodyText"/>
+      </w:pPr>
+      <w:r>
+        <w:rPr>
+          <w:b/>
+          <w:bCs/>
+        </w:rPr>
         <w:t xml:space="preserve">Start date: April 1, 2026 (backdated).</w:t>
       </w:r>
       <w:r>
         <w:t xml:space="preserve"> </w:t>
       </w:r>
       <w:r>
-        <w:t xml:space="preserve">The April ramp-up work — scope docs, coordination, Cloudbeds setup prep, pricing alignment, Sprinter wrap (including the Studio C logo on the back of the Big Muddy Mobile), 90-day plan alignment — counts against April’s 20-hour bucket. Each studio gets the full month’s allocation for the setup phase even though we formalized mid-month. May 1 forward, the cadence runs clean.</w:t>
+        <w:t xml:space="preserve">The April ramp-up work — scope docs, coordination, Cloudbeds setup prep, pricing alignment, Sprinter wrap (including the Studio C logo on the back of the Big Muddy Mobile), 90-day plan alignment — counts against April’s account buckets. Each studio gets the full April allocation across both accounts for the setup phase even though we formalized mid-month. May 1 forward, the cadence runs clean.</w:t>
       </w:r>
     </w:p>
     <w:p>
